--- a/templates/CT_2026_v2.docx
+++ b/templates/CT_2026_v2.docx
@@ -1244,6 +1244,8 @@
       </w:pPr>
     </w:p>
     <w:p>
+      <w:bookmarkStart w:id="0" w:name="_GoBack"/>
+      <w:bookmarkEnd w:id="0"/>
       <w:r>
         <w:rPr>
           <w:sz w:val="20"/>
@@ -1547,8 +1549,6 @@
       <w:r>
         <w:tab/>
       </w:r>
-      <w:bookmarkStart w:id="0" w:name="_GoBack"/>
-      <w:bookmarkEnd w:id="0"/>
     </w:p>
     <w:p>
       <w:r>
@@ -2117,6 +2117,51 @@
       <w:pPr>
         <w:jc w:val="center"/>
       </w:pPr>
+      <w:r>
+        <w:drawing>
+          <wp:inline distT="0" distB="0" distL="0" distR="0">
+            <wp:extent cx="1145540" cy="1145540"/>
+            <wp:effectExtent l="0" t="0" r="16510" b="16510"/>
+            <wp:docPr id="1640575919" name="Picture 14"/>
+            <wp:cNvGraphicFramePr>
+              <a:graphicFrameLocks xmlns:a="http://schemas.openxmlformats.org/drawingml/2006/main" noChangeAspect="1"/>
+            </wp:cNvGraphicFramePr>
+            <a:graphic xmlns:a="http://schemas.openxmlformats.org/drawingml/2006/main">
+              <a:graphicData uri="http://schemas.openxmlformats.org/drawingml/2006/picture">
+                <pic:pic xmlns:pic="http://schemas.openxmlformats.org/drawingml/2006/picture">
+                  <pic:nvPicPr>
+                    <pic:cNvPr id="1640575919" name="Picture 14"/>
+                    <pic:cNvPicPr>
+                      <a:picLocks noChangeAspect="1"/>
+                    </pic:cNvPicPr>
+                  </pic:nvPicPr>
+                  <pic:blipFill>
+                    <a:blip r:embed="rId6" cstate="print">
+                      <a:extLst>
+                        <a:ext uri="{28A0092B-C50C-407E-A947-70E740481C1C}">
+                          <a14:useLocalDpi xmlns:a14="http://schemas.microsoft.com/office/drawing/2010/main" val="0"/>
+                        </a:ext>
+                      </a:extLst>
+                    </a:blip>
+                    <a:stretch>
+                      <a:fillRect/>
+                    </a:stretch>
+                  </pic:blipFill>
+                  <pic:spPr>
+                    <a:xfrm>
+                      <a:off x="0" y="0"/>
+                      <a:ext cx="1145540" cy="1145540"/>
+                    </a:xfrm>
+                    <a:prstGeom prst="rect">
+                      <a:avLst/>
+                    </a:prstGeom>
+                  </pic:spPr>
+                </pic:pic>
+              </a:graphicData>
+            </a:graphic>
+          </wp:inline>
+        </w:drawing>
+      </w:r>
     </w:p>
     <w:sectPr>
       <w:headerReference r:id="rId3" w:type="default"/>
@@ -3121,7 +3166,6 @@
     <w:basedOn w:val="11"/>
     <w:link w:val="3"/>
     <w:semiHidden/>
-    <w:qFormat/>
     <w:uiPriority w:val="9"/>
     <w:rPr>
       <w:rFonts w:asciiTheme="majorHAnsi" w:hAnsiTheme="majorHAnsi" w:eastAsiaTheme="majorEastAsia" w:cstheme="majorBidi"/>
@@ -3163,7 +3207,6 @@
     <w:basedOn w:val="11"/>
     <w:link w:val="6"/>
     <w:semiHidden/>
-    <w:qFormat/>
     <w:uiPriority w:val="9"/>
     <w:rPr>
       <w:rFonts w:eastAsiaTheme="majorEastAsia" w:cstheme="majorBidi"/>
@@ -3175,7 +3218,6 @@
     <w:basedOn w:val="11"/>
     <w:link w:val="7"/>
     <w:semiHidden/>
-    <w:qFormat/>
     <w:uiPriority w:val="9"/>
     <w:rPr>
       <w:rFonts w:eastAsiaTheme="majorEastAsia" w:cstheme="majorBidi"/>
@@ -3414,7 +3456,6 @@
     <w:name w:val="Footer Char"/>
     <w:basedOn w:val="11"/>
     <w:link w:val="14"/>
-    <w:qFormat/>
     <w:uiPriority w:val="99"/>
   </w:style>
   <w:style w:type="character" w:customStyle="1" w:styleId="39">
@@ -3422,7 +3463,6 @@
     <w:basedOn w:val="11"/>
     <w:semiHidden/>
     <w:unhideWhenUsed/>
-    <w:qFormat/>
     <w:uiPriority w:val="99"/>
     <w:rPr>
       <w:color w:val="605E5C"/>
